--- a/docs/LETTO-dogovory-paket/paket/docx/05-Akt-sdachi-priemki.docx
+++ b/docs/LETTO-dogovory-paket/paket/docx/05-Akt-sdachi-priemki.docx
@@ -3,9 +3,13 @@
 <w:document xmlns:wpc="http://schemas.microsoft.com/office/word/2010/wordprocessingCanvas" xmlns:mo="http://schemas.microsoft.com/office/mac/office/2008/main" xmlns:mc="http://schemas.openxmlformats.org/markup-compatibility/2006" xmlns:mv="urn:schemas-microsoft-com:mac:vml" xmlns:o="urn:schemas-microsoft-com:office:office" xmlns:r="http://schemas.openxmlformats.org/officeDocument/2006/relationships" xmlns:m="http://schemas.openxmlformats.org/officeDocument/2006/math" xmlns:v="urn:schemas-microsoft-com:vml" xmlns:wp14="http://schemas.microsoft.com/office/word/2010/wordprocessingDrawing" xmlns:wp="http://schemas.openxmlformats.org/drawingml/2006/wordprocessingDrawing" xmlns:w10="urn:schemas-microsoft-com:office:word" xmlns:w="http://schemas.openxmlformats.org/wordprocessingml/2006/main" xmlns:w14="http://schemas.microsoft.com/office/word/2010/wordml" xmlns:wpg="http://schemas.microsoft.com/office/word/2010/wordprocessingGroup" xmlns:wpi="http://schemas.microsoft.com/office/word/2010/wordprocessingInk" xmlns:wne="http://schemas.microsoft.com/office/word/2006/wordml" xmlns:wps="http://schemas.microsoft.com/office/word/2010/wordprocessingShape" mc:Ignorable="w14 wp14">
   <w:body>
     <w:p>
+      <w:pPr>
+        <w:jc w:val="center"/>
+      </w:pPr>
       <w:r>
         <w:rPr>
           <w:b/>
+          <w:sz w:val="28"/>
         </w:rPr>
         <w:t>АКТ оказания услуг (сдачи-приёмки)</w:t>
       </w:r>
@@ -44,9 +48,6 @@
     <w:p/>
     <w:p>
       <w:r>
-        <w:rPr>
-          <w:b/>
-        </w:rPr>
         <w:t>1. Предмет акта</w:t>
       </w:r>
     </w:p>
@@ -70,9 +71,6 @@
     <w:p/>
     <w:p>
       <w:r>
-        <w:rPr>
-          <w:b/>
-        </w:rPr>
         <w:t>Стоимость принятых работ: 120 000 (сто двадцать тысяч) рублей 00 копеек.</w:t>
       </w:r>
     </w:p>
@@ -85,9 +83,6 @@
     <w:p/>
     <w:p>
       <w:r>
-        <w:rPr>
-          <w:b/>
-        </w:rPr>
         <w:t>2. Чеклист приёмки</w:t>
       </w:r>
     </w:p>
@@ -142,6 +137,11 @@
         <w:t>9 — Обучение / инструкция проведены (1–2 ч) или переданы материалы — ☐</w:t>
       </w:r>
     </w:p>
+    <w:p>
+      <w:r>
+        <w:t>10 — Заказчик передал 2 планшета; Исполнитель настроил их под работу и вернул / сдал — ☐</w:t>
+      </w:r>
+    </w:p>
     <w:p/>
     <w:p>
       <w:r>
@@ -164,9 +164,6 @@
     <w:p/>
     <w:p>
       <w:r>
-        <w:rPr>
-          <w:b/>
-        </w:rPr>
         <w:t>3. Передача доступов (приложение к акту)</w:t>
       </w:r>
     </w:p>
@@ -217,6 +214,11 @@
         <w:t>7 — Админка: логин и пароль — ☐ — рекомендовать смену пароля</w:t>
       </w:r>
     </w:p>
+    <w:p>
+      <w:r>
+        <w:t>8 — 2 планшета Заказчика (настройка / возврат) — ☐ — собственность Заказчика</w:t>
+      </w:r>
+    </w:p>
     <w:p/>
     <w:p>
       <w:r>
@@ -227,45 +229,30 @@
     <w:p/>
     <w:p>
       <w:r>
-        <w:rPr>
-          <w:b/>
-        </w:rPr>
         <w:t>4. Заявления сторон</w:t>
       </w:r>
     </w:p>
     <w:p/>
     <w:p>
       <w:r>
-        <w:rPr>
-          <w:b/>
-        </w:rPr>
         <w:t>4.1. Заказчик подтверждает, что результат соответствует Договору и Приложению № 1 (с учётом известных ограничений по Telegram API), претензий по объёму приёмки не имеет / имеет замечания, указанные выше.</w:t>
       </w:r>
     </w:p>
     <w:p/>
     <w:p>
       <w:r>
-        <w:rPr>
-          <w:b/>
-        </w:rPr>
         <w:t>4.2. С даты подписания Акта начинает течь гарантийный срок 30 календарных дней (раздел 7 Договора).</w:t>
       </w:r>
     </w:p>
     <w:p/>
     <w:p>
       <w:r>
-        <w:rPr>
-          <w:b/>
-        </w:rPr>
         <w:t>4.3. Абонентское обслуживание: ☐ не заказывается  ☐ заказывается отдельным договором с «___» ______________ 202__ г. (12 000 ₽/мес).</w:t>
       </w:r>
     </w:p>
     <w:p/>
     <w:p>
       <w:r>
-        <w:rPr>
-          <w:b/>
-        </w:rPr>
         <w:t>4.4. Исключительные права на результат переходят Заказчику с момента полной оплаты 120 000 ₽ (п. 6.1 Договора).</w:t>
       </w:r>
     </w:p>
@@ -273,9 +260,6 @@
     <w:p/>
     <w:p>
       <w:r>
-        <w:rPr>
-          <w:b/>
-        </w:rPr>
         <w:t>5. Подписи</w:t>
       </w:r>
     </w:p>

--- a/docs/LETTO-dogovory-paket/paket/docx/05-Akt-sdachi-priemki.docx
+++ b/docs/LETTO-dogovory-paket/paket/docx/05-Akt-sdachi-priemki.docx
@@ -247,7 +247,7 @@
     <w:p/>
     <w:p>
       <w:r>
-        <w:t>4.3. Абонентское обслуживание: ☐ не заказывается  ☐ заказывается отдельным договором с «___» ______________ 202__ г. (12 000 ₽/мес).</w:t>
+        <w:t>4.3. Абонентское обслуживание: ☐ не заказывается  ☐ заказывается отдельным договором с «___» ______________ 202__ г. (12 000 ₽/мес, срок 12 мес., с возможностью индексации на инфляцию).</w:t>
       </w:r>
     </w:p>
     <w:p/>
